--- a/Set-12.docx
+++ b/Set-12.docx
@@ -31,10 +31,10 @@
           <w:noProof/>
         </w:rPr>
         <w:drawing>
-          <wp:inline distT="0" distB="0" distL="0" distR="0" wp14:anchorId="7FF8CBC7" wp14:editId="66346424">
-            <wp:extent cx="2602865" cy="2989385"/>
-            <wp:effectExtent l="0" t="0" r="6985" b="1905"/>
-            <wp:docPr id="721301999" name="Picture 1"/>
+          <wp:inline distT="0" distB="0" distL="0" distR="0" wp14:anchorId="582F5938" wp14:editId="2C971D0A">
+            <wp:extent cx="2414954" cy="2643097"/>
+            <wp:effectExtent l="0" t="0" r="4445" b="5080"/>
+            <wp:docPr id="1103554573" name="Picture 1"/>
             <wp:cNvGraphicFramePr>
               <a:graphicFrameLocks xmlns:a="http://schemas.openxmlformats.org/drawingml/2006/main" noChangeAspect="1"/>
             </wp:cNvGraphicFramePr>
@@ -63,7 +63,7 @@
                   <pic:spPr bwMode="auto">
                     <a:xfrm>
                       <a:off x="0" y="0"/>
-                      <a:ext cx="2620845" cy="3010035"/>
+                      <a:ext cx="2442116" cy="2672825"/>
                     </a:xfrm>
                     <a:prstGeom prst="rect">
                       <a:avLst/>
@@ -106,6 +106,7 @@
         <w:rPr>
           <w:b/>
           <w:bCs/>
+          <w:noProof/>
         </w:rPr>
         <w:drawing>
           <wp:inline distT="0" distB="0" distL="0" distR="0" wp14:anchorId="6CCE347D" wp14:editId="083EA45E">
